--- a/TODOS.docx
+++ b/TODOS.docx
@@ -19,26 +19,25 @@
       </w:r>
     </w:p>
     <w:p>
+      <w:pPr>
+        <w:rPr>
+          <w:b/>
+          <w:bCs/>
+        </w:rPr>
+      </w:pPr>
       <w:r>
-        <w:t>- AI Example, Claude and LEAN with [Terence](</w:t>
-      </w:r>
-      <w:hyperlink r:id="rId4" w:history="1">
-        <w:r>
-          <w:rPr>
-            <w:rStyle w:val="Hyperlink"/>
-          </w:rPr>
-          <w:t>https://www.youtube.com/watch?v=zZr54G7ec7A&amp;t=714s&amp;ab_channel=TerenceTao</w:t>
-        </w:r>
-      </w:hyperlink>
-      <w:r>
-        <w:t xml:space="preserve">) </w:t>
+        <w:rPr>
+          <w:b/>
+          <w:bCs/>
+        </w:rPr>
+        <w:t xml:space="preserve">- Last Chapter - Introduction to AI. Previous statistical analyses is a special case of neuronal networks. </w:t>
       </w:r>
     </w:p>
     <w:p>
       <w:r>
-        <w:t>- Last Chapter - Introduction to AI. Previous statistical analyses is a special case of neuronal networks. - [table 2 fallacy](</w:t>
+        <w:t>- [table 2 fallacy](</w:t>
       </w:r>
-      <w:hyperlink r:id="rId5" w:history="1">
+      <w:hyperlink r:id="rId4" w:history="1">
         <w:r>
           <w:rPr>
             <w:rStyle w:val="Hyperlink"/>
@@ -52,12 +51,7 @@
     </w:p>
     <w:p>
       <w:r>
-        <w:t xml:space="preserve">- mention missing values, missingness mechanisms </w:t>
-      </w:r>
-    </w:p>
-    <w:p>
-      <w:r>
-        <w:t xml:space="preserve">- Chapter: Sample size calculations for multivariate regression, Proportions, ICCs, t.test </w:t>
+        <w:t xml:space="preserve">- Sample size calculations for multivariate regression, Proportions, ICCs, t.test </w:t>
       </w:r>
     </w:p>
     <w:p>
@@ -67,12 +61,17 @@
     </w:p>
     <w:p>
       <w:r>
-        <w:t xml:space="preserve">- Causal inference, DAGs, counterfactuals </w:t>
+        <w:t xml:space="preserve">Frequently asked master thesis questions: </w:t>
       </w:r>
     </w:p>
     <w:p>
       <w:r>
-        <w:t>- **Final chapter** with "topics we have not covered for time reasons: some known unknowns." Topics: Sample size calculations, missing data, composition data, causal inference,... Frequently asked master thesis questions: - How to deal with missing data? - How calculate the sample size for XX? - Colour scheme for Frequentist vs. Bayesian models in the script?</w:t>
+        <w:t xml:space="preserve">- How calculate the sample size for XX? </w:t>
+      </w:r>
+    </w:p>
+    <w:p>
+      <w:r>
+        <w:t>- Colour scheme for Frequentist vs. Bayesian models in the script?</w:t>
       </w:r>
     </w:p>
     <w:sectPr>

--- a/TODOS.docx
+++ b/TODOS.docx
@@ -71,9 +71,35 @@
     </w:p>
     <w:p>
       <w:r>
-        <w:t>- Colour scheme for Frequentist vs. Bayesian models in the script?</w:t>
+        <w:t>- Colour scheme for Frequentist vs. Bayesian models in the script</w:t>
+      </w:r>
+      <w:r>
+        <w:t>s</w:t>
+      </w:r>
+      <w:r>
+        <w:t>?</w:t>
       </w:r>
     </w:p>
+    <w:p>
+      <w:r>
+        <w:t>- Leute einbauen – Yoshua Bengio, Ben Görtzel, … wen noch?</w:t>
+      </w:r>
+      <w:r>
+        <w:t xml:space="preserve"> Yann LeCunn, Max Tegmark, Melanie Mitchell</w:t>
+      </w:r>
+    </w:p>
+    <w:p/>
+    <w:p>
+      <w:hyperlink r:id="rId5" w:history="1">
+        <w:r>
+          <w:rPr>
+            <w:rStyle w:val="Hyperlink"/>
+          </w:rPr>
+          <w:t>https://www.textise.net/showText.aspx?strURL=https%3A%2F%2Fwww.diepresse.com%2F19755045%2Fyoshua-bengio-niemand-will-ein-monster-erschaffen</w:t>
+        </w:r>
+      </w:hyperlink>
+    </w:p>
+    <w:p/>
     <w:sectPr>
       <w:pgSz w:w="11906" w:h="16838"/>
       <w:pgMar w:top="1440" w:right="1440" w:bottom="1440" w:left="1440" w:header="708" w:footer="708" w:gutter="0"/>
